--- a/data/outputs/v2/Physics/SS4.1_Greenhouse_Effect_and_Climate_Change/Physics_Greenhouse_Effect_and_Climate_Change_SummaryTable.docx
+++ b/data/outputs/v2/Physics/SS4.1_Greenhouse_Effect_and_Climate_Change/Physics_Greenhouse_Effect_and_Climate_Change_SummaryTable.docx
@@ -38,6 +38,177 @@
           <w:szCs w:val="22"/>
         </w:rPr>
         <w:t xml:space="preserve">Sub-Strand 4.1: Greenhouse Effect and Climate Change — Teacher Reference (Pre-filled)</w:t>
+      </w:r>
+    </w:p>
+    <w:p>
+      <w:pPr>
+        <w:spacing w:after="80" w:before="120"/>
+      </w:pPr>
+      <w:r>
+        <w:rPr>
+          <w:rFonts w:ascii="Arial" w:cs="Arial" w:eastAsia="Arial" w:hAnsi="Arial"/>
+          <w:b/>
+          <w:bCs/>
+          <w:color w:val="1F3864"/>
+          <w:sz w:val="20"/>
+          <w:szCs w:val="20"/>
+        </w:rPr>
+        <w:t xml:space="preserve">ATTRIBUTION AND LICENSING</w:t>
+      </w:r>
+    </w:p>
+    <w:p>
+      <w:pPr>
+        <w:spacing w:after="60" w:before="0"/>
+      </w:pPr>
+      <w:r>
+        <w:rPr>
+          <w:rFonts w:ascii="Arial" w:cs="Arial" w:eastAsia="Arial" w:hAnsi="Arial"/>
+          <w:b/>
+          <w:bCs/>
+          <w:sz w:val="17"/>
+          <w:szCs w:val="17"/>
+        </w:rPr>
+        <w:t xml:space="preserve">Curriculum Alignment: </w:t>
+      </w:r>
+      <w:r>
+        <w:rPr>
+          <w:rFonts w:ascii="Arial" w:cs="Arial" w:eastAsia="Arial" w:hAnsi="Arial"/>
+          <w:sz w:val="17"/>
+          <w:szCs w:val="17"/>
+        </w:rPr>
+        <w:t xml:space="preserve">Structured in pedagogical alignment with the competence-based curriculum format and learning outcomes established by the Kenya Institute of Curriculum Development (KICD). This material is independently developed and is not officially endorsed or published by KICD.</w:t>
+      </w:r>
+    </w:p>
+    <w:p>
+      <w:pPr>
+        <w:spacing w:after="60" w:before="0"/>
+      </w:pPr>
+      <w:r>
+        <w:rPr>
+          <w:rFonts w:ascii="Arial" w:cs="Arial" w:eastAsia="Arial" w:hAnsi="Arial"/>
+          <w:b/>
+          <w:bCs/>
+          <w:sz w:val="17"/>
+          <w:szCs w:val="17"/>
+        </w:rPr>
+        <w:t xml:space="preserve">Content &amp; Pedagogy: </w:t>
+      </w:r>
+      <w:r>
+        <w:rPr>
+          <w:rFonts w:ascii="Arial" w:cs="Arial" w:eastAsia="Arial" w:hAnsi="Arial"/>
+          <w:sz w:val="17"/>
+          <w:szCs w:val="17"/>
+        </w:rPr>
+        <w:t xml:space="preserve">Developed and adapted by the educator team at SeaVuria (registered 501(c)(3) in the United States and registered NGO in Kenya, No. 872-850A-BF11), who designed the pedagogical framework, lesson templates and exemplar lessons on which this material is based.</w:t>
+      </w:r>
+    </w:p>
+    <w:p>
+      <w:pPr>
+        <w:spacing w:after="60" w:before="0"/>
+      </w:pPr>
+      <w:r>
+        <w:rPr>
+          <w:rFonts w:ascii="Arial" w:cs="Arial" w:eastAsia="Arial" w:hAnsi="Arial"/>
+          <w:b/>
+          <w:bCs/>
+          <w:sz w:val="17"/>
+          <w:szCs w:val="17"/>
+        </w:rPr>
+        <w:t xml:space="preserve">Production &amp; Layout: </w:t>
+      </w:r>
+      <w:r>
+        <w:rPr>
+          <w:rFonts w:ascii="Arial" w:cs="Arial" w:eastAsia="Arial" w:hAnsi="Arial"/>
+          <w:sz w:val="17"/>
+          <w:szCs w:val="17"/>
+        </w:rPr>
+        <w:t xml:space="preserve">Educational design and curriculum sequencing by SeaVuria. Technical layout, structural formatting, and digital optimization/implementation executed in partnership with ARES Education (registered 501(c)(3) in the United States and Canada (as Afretech Aid) and registered NGO in Kenya), with lesson drafting and compilation assisted by AI (Claude, Anthropic).</w:t>
+      </w:r>
+    </w:p>
+    <w:p>
+      <w:pPr>
+        <w:pBdr>
+          <w:bottom w:val="single" w:color="1F3864" w:sz="6" w:space="6"/>
+        </w:pBdr>
+        <w:spacing w:after="60" w:before="0"/>
+      </w:pPr>
+      <w:r>
+        <w:rPr>
+          <w:rFonts w:ascii="Arial" w:cs="Arial" w:eastAsia="Arial" w:hAnsi="Arial"/>
+          <w:b/>
+          <w:bCs/>
+          <w:sz w:val="17"/>
+          <w:szCs w:val="17"/>
+        </w:rPr>
+        <w:t xml:space="preserve">Licensing &amp; Copyright: </w:t>
+      </w:r>
+      <w:r>
+        <w:rPr>
+          <w:rFonts w:ascii="Arial" w:cs="Arial" w:eastAsia="Arial" w:hAnsi="Arial"/>
+          <w:sz w:val="17"/>
+          <w:szCs w:val="17"/>
+        </w:rPr>
+        <w:t xml:space="preserve">© 2026 SeaVuria and ARES. This work is licensed under a </w:t>
+      </w:r>
+      <w:hyperlink w:history="1" r:id="rIde3elvwhgkmzlwtpbormml">
+        <w:r>
+          <w:rPr>
+            <w:rFonts w:ascii="Arial" w:cs="Arial" w:eastAsia="Arial" w:hAnsi="Arial"/>
+            <w:color w:val="1F6B75"/>
+            <w:sz w:val="17"/>
+            <w:szCs w:val="17"/>
+            <w:u w:val="single" w:color="1F6B75"/>
+          </w:rPr>
+          <w:t xml:space="preserve">Creative Commons Attribution-NonCommercial 4.0 International License</w:t>
+        </w:r>
+      </w:hyperlink>
+      <w:r>
+        <w:rPr>
+          <w:rFonts w:ascii="Arial" w:cs="Arial" w:eastAsia="Arial" w:hAnsi="Arial"/>
+          <w:sz w:val="17"/>
+          <w:szCs w:val="17"/>
+        </w:rPr>
+        <w:t xml:space="preserve"> (</w:t>
+      </w:r>
+      <w:hyperlink w:history="1" r:id="rIdupvghlyd9mwduqgzacjx1">
+        <w:r>
+          <w:rPr>
+            <w:rFonts w:ascii="Arial" w:cs="Arial" w:eastAsia="Arial" w:hAnsi="Arial"/>
+            <w:color w:val="1F6B75"/>
+            <w:sz w:val="17"/>
+            <w:szCs w:val="17"/>
+            <w:u w:val="single" w:color="1F6B75"/>
+          </w:rPr>
+          <w:t xml:space="preserve">CC BY-NC 4.0</w:t>
+        </w:r>
+      </w:hyperlink>
+      <w:r>
+        <w:rPr>
+          <w:rFonts w:ascii="Arial" w:cs="Arial" w:eastAsia="Arial" w:hAnsi="Arial"/>
+          <w:sz w:val="17"/>
+          <w:szCs w:val="17"/>
+        </w:rPr>
+        <w:t xml:space="preserve">). To view a copy of this license, visit </w:t>
+      </w:r>
+      <w:hyperlink w:history="1" r:id="rIdeileqlzddc-meu0idvsca">
+        <w:r>
+          <w:rPr>
+            <w:rFonts w:ascii="Arial" w:cs="Arial" w:eastAsia="Arial" w:hAnsi="Arial"/>
+            <w:color w:val="1F6B75"/>
+            <w:sz w:val="17"/>
+            <w:szCs w:val="17"/>
+            <w:u w:val="single" w:color="1F6B75"/>
+          </w:rPr>
+          <w:t xml:space="preserve">https://creativecommons.org/licenses/by-nc/4.0/</w:t>
+        </w:r>
+      </w:hyperlink>
+      <w:r>
+        <w:rPr>
+          <w:rFonts w:ascii="Arial" w:cs="Arial" w:eastAsia="Arial" w:hAnsi="Arial"/>
+          <w:sz w:val="17"/>
+          <w:szCs w:val="17"/>
+        </w:rPr>
+        <w:t xml:space="preserve">. You are free to copy, redistribute, and adapt this material in any medium or format, provided appropriate credit is given and the material is not used for commercial purposes. KICD learning outcomes and curriculum designations reproduced here for alignment purposes remain the property of KICD and are not covered by this license. Linked external resources (e.g. CK-12, Khan Academy, PhET) are subject to their own licenses.</w:t>
       </w:r>
     </w:p>
     <w:p>

--- a/data/outputs/v2/Physics/SS4.1_Greenhouse_Effect_and_Climate_Change/Physics_Greenhouse_Effect_and_Climate_Change_SummaryTable.docx
+++ b/data/outputs/v2/Physics/SS4.1_Greenhouse_Effect_and_Climate_Change/Physics_Greenhouse_Effect_and_Climate_Change_SummaryTable.docx
@@ -38,177 +38,6 @@
           <w:szCs w:val="22"/>
         </w:rPr>
         <w:t xml:space="preserve">Sub-Strand 4.1: Greenhouse Effect and Climate Change — Teacher Reference (Pre-filled)</w:t>
-      </w:r>
-    </w:p>
-    <w:p>
-      <w:pPr>
-        <w:spacing w:after="80" w:before="120"/>
-      </w:pPr>
-      <w:r>
-        <w:rPr>
-          <w:rFonts w:ascii="Arial" w:cs="Arial" w:eastAsia="Arial" w:hAnsi="Arial"/>
-          <w:b/>
-          <w:bCs/>
-          <w:color w:val="1F3864"/>
-          <w:sz w:val="20"/>
-          <w:szCs w:val="20"/>
-        </w:rPr>
-        <w:t xml:space="preserve">ATTRIBUTION AND LICENSING</w:t>
-      </w:r>
-    </w:p>
-    <w:p>
-      <w:pPr>
-        <w:spacing w:after="60" w:before="0"/>
-      </w:pPr>
-      <w:r>
-        <w:rPr>
-          <w:rFonts w:ascii="Arial" w:cs="Arial" w:eastAsia="Arial" w:hAnsi="Arial"/>
-          <w:b/>
-          <w:bCs/>
-          <w:sz w:val="17"/>
-          <w:szCs w:val="17"/>
-        </w:rPr>
-        <w:t xml:space="preserve">Curriculum Alignment: </w:t>
-      </w:r>
-      <w:r>
-        <w:rPr>
-          <w:rFonts w:ascii="Arial" w:cs="Arial" w:eastAsia="Arial" w:hAnsi="Arial"/>
-          <w:sz w:val="17"/>
-          <w:szCs w:val="17"/>
-        </w:rPr>
-        <w:t xml:space="preserve">Structured in pedagogical alignment with the competence-based curriculum format and learning outcomes established by the Kenya Institute of Curriculum Development (KICD). This material is independently developed and is not officially endorsed or published by KICD.</w:t>
-      </w:r>
-    </w:p>
-    <w:p>
-      <w:pPr>
-        <w:spacing w:after="60" w:before="0"/>
-      </w:pPr>
-      <w:r>
-        <w:rPr>
-          <w:rFonts w:ascii="Arial" w:cs="Arial" w:eastAsia="Arial" w:hAnsi="Arial"/>
-          <w:b/>
-          <w:bCs/>
-          <w:sz w:val="17"/>
-          <w:szCs w:val="17"/>
-        </w:rPr>
-        <w:t xml:space="preserve">Content &amp; Pedagogy: </w:t>
-      </w:r>
-      <w:r>
-        <w:rPr>
-          <w:rFonts w:ascii="Arial" w:cs="Arial" w:eastAsia="Arial" w:hAnsi="Arial"/>
-          <w:sz w:val="17"/>
-          <w:szCs w:val="17"/>
-        </w:rPr>
-        <w:t xml:space="preserve">Developed and adapted by the educator team at SeaVuria (registered 501(c)(3) in the United States and registered NGO in Kenya, No. 872-850A-BF11), who designed the pedagogical framework, lesson templates and exemplar lessons on which this material is based.</w:t>
-      </w:r>
-    </w:p>
-    <w:p>
-      <w:pPr>
-        <w:spacing w:after="60" w:before="0"/>
-      </w:pPr>
-      <w:r>
-        <w:rPr>
-          <w:rFonts w:ascii="Arial" w:cs="Arial" w:eastAsia="Arial" w:hAnsi="Arial"/>
-          <w:b/>
-          <w:bCs/>
-          <w:sz w:val="17"/>
-          <w:szCs w:val="17"/>
-        </w:rPr>
-        <w:t xml:space="preserve">Production &amp; Layout: </w:t>
-      </w:r>
-      <w:r>
-        <w:rPr>
-          <w:rFonts w:ascii="Arial" w:cs="Arial" w:eastAsia="Arial" w:hAnsi="Arial"/>
-          <w:sz w:val="17"/>
-          <w:szCs w:val="17"/>
-        </w:rPr>
-        <w:t xml:space="preserve">Educational design and curriculum sequencing by SeaVuria. Technical layout, structural formatting, and digital optimization/implementation executed in partnership with ARES Education (registered 501(c)(3) in the United States and Canada (as Afretech Aid) and registered NGO in Kenya), with lesson drafting and compilation assisted by AI (Claude, Anthropic).</w:t>
-      </w:r>
-    </w:p>
-    <w:p>
-      <w:pPr>
-        <w:pBdr>
-          <w:bottom w:val="single" w:color="1F3864" w:sz="6" w:space="6"/>
-        </w:pBdr>
-        <w:spacing w:after="60" w:before="0"/>
-      </w:pPr>
-      <w:r>
-        <w:rPr>
-          <w:rFonts w:ascii="Arial" w:cs="Arial" w:eastAsia="Arial" w:hAnsi="Arial"/>
-          <w:b/>
-          <w:bCs/>
-          <w:sz w:val="17"/>
-          <w:szCs w:val="17"/>
-        </w:rPr>
-        <w:t xml:space="preserve">Licensing &amp; Copyright: </w:t>
-      </w:r>
-      <w:r>
-        <w:rPr>
-          <w:rFonts w:ascii="Arial" w:cs="Arial" w:eastAsia="Arial" w:hAnsi="Arial"/>
-          <w:sz w:val="17"/>
-          <w:szCs w:val="17"/>
-        </w:rPr>
-        <w:t xml:space="preserve">© 2026 SeaVuria and ARES. This work is licensed under a </w:t>
-      </w:r>
-      <w:hyperlink w:history="1" r:id="rIde3elvwhgkmzlwtpbormml">
-        <w:r>
-          <w:rPr>
-            <w:rFonts w:ascii="Arial" w:cs="Arial" w:eastAsia="Arial" w:hAnsi="Arial"/>
-            <w:color w:val="1F6B75"/>
-            <w:sz w:val="17"/>
-            <w:szCs w:val="17"/>
-            <w:u w:val="single" w:color="1F6B75"/>
-          </w:rPr>
-          <w:t xml:space="preserve">Creative Commons Attribution-NonCommercial 4.0 International License</w:t>
-        </w:r>
-      </w:hyperlink>
-      <w:r>
-        <w:rPr>
-          <w:rFonts w:ascii="Arial" w:cs="Arial" w:eastAsia="Arial" w:hAnsi="Arial"/>
-          <w:sz w:val="17"/>
-          <w:szCs w:val="17"/>
-        </w:rPr>
-        <w:t xml:space="preserve"> (</w:t>
-      </w:r>
-      <w:hyperlink w:history="1" r:id="rIdupvghlyd9mwduqgzacjx1">
-        <w:r>
-          <w:rPr>
-            <w:rFonts w:ascii="Arial" w:cs="Arial" w:eastAsia="Arial" w:hAnsi="Arial"/>
-            <w:color w:val="1F6B75"/>
-            <w:sz w:val="17"/>
-            <w:szCs w:val="17"/>
-            <w:u w:val="single" w:color="1F6B75"/>
-          </w:rPr>
-          <w:t xml:space="preserve">CC BY-NC 4.0</w:t>
-        </w:r>
-      </w:hyperlink>
-      <w:r>
-        <w:rPr>
-          <w:rFonts w:ascii="Arial" w:cs="Arial" w:eastAsia="Arial" w:hAnsi="Arial"/>
-          <w:sz w:val="17"/>
-          <w:szCs w:val="17"/>
-        </w:rPr>
-        <w:t xml:space="preserve">). To view a copy of this license, visit </w:t>
-      </w:r>
-      <w:hyperlink w:history="1" r:id="rIdeileqlzddc-meu0idvsca">
-        <w:r>
-          <w:rPr>
-            <w:rFonts w:ascii="Arial" w:cs="Arial" w:eastAsia="Arial" w:hAnsi="Arial"/>
-            <w:color w:val="1F6B75"/>
-            <w:sz w:val="17"/>
-            <w:szCs w:val="17"/>
-            <w:u w:val="single" w:color="1F6B75"/>
-          </w:rPr>
-          <w:t xml:space="preserve">https://creativecommons.org/licenses/by-nc/4.0/</w:t>
-        </w:r>
-      </w:hyperlink>
-      <w:r>
-        <w:rPr>
-          <w:rFonts w:ascii="Arial" w:cs="Arial" w:eastAsia="Arial" w:hAnsi="Arial"/>
-          <w:sz w:val="17"/>
-          <w:szCs w:val="17"/>
-        </w:rPr>
-        <w:t xml:space="preserve">. You are free to copy, redistribute, and adapt this material in any medium or format, provided appropriate credit is given and the material is not used for commercial purposes. KICD learning outcomes and curriculum designations reproduced here for alignment purposes remain the property of KICD and are not covered by this license. Linked external resources (e.g. CK-12, Khan Academy, PhET) are subject to their own licenses.</w:t>
       </w:r>
     </w:p>
     <w:p>
@@ -1699,6 +1528,185 @@
         </w:tc>
       </w:tr>
     </w:tbl>
+    <w:p>
+      <w:pPr>
+        <w:spacing w:after="120"/>
+      </w:pPr>
+      <w:r>
+        <w:t xml:space="preserve"/>
+      </w:r>
+    </w:p>
+    <w:p>
+      <w:pPr>
+        <w:spacing w:after="80" w:before="120"/>
+      </w:pPr>
+      <w:r>
+        <w:rPr>
+          <w:rFonts w:ascii="Arial" w:cs="Arial" w:eastAsia="Arial" w:hAnsi="Arial"/>
+          <w:b/>
+          <w:bCs/>
+          <w:color w:val="1F3864"/>
+          <w:sz w:val="20"/>
+          <w:szCs w:val="20"/>
+        </w:rPr>
+        <w:t xml:space="preserve">ATTRIBUTION AND LICENSING</w:t>
+      </w:r>
+    </w:p>
+    <w:p>
+      <w:pPr>
+        <w:spacing w:after="60" w:before="0"/>
+      </w:pPr>
+      <w:r>
+        <w:rPr>
+          <w:rFonts w:ascii="Arial" w:cs="Arial" w:eastAsia="Arial" w:hAnsi="Arial"/>
+          <w:b/>
+          <w:bCs/>
+          <w:sz w:val="17"/>
+          <w:szCs w:val="17"/>
+        </w:rPr>
+        <w:t xml:space="preserve">Curriculum Alignment: </w:t>
+      </w:r>
+      <w:r>
+        <w:rPr>
+          <w:rFonts w:ascii="Arial" w:cs="Arial" w:eastAsia="Arial" w:hAnsi="Arial"/>
+          <w:sz w:val="17"/>
+          <w:szCs w:val="17"/>
+        </w:rPr>
+        <w:t xml:space="preserve">Structured in pedagogical alignment with the competence-based curriculum format and learning outcomes established by the Kenya Institute of Curriculum Development (KICD). This material is independently developed and is not officially endorsed or published by KICD.</w:t>
+      </w:r>
+    </w:p>
+    <w:p>
+      <w:pPr>
+        <w:spacing w:after="60" w:before="0"/>
+      </w:pPr>
+      <w:r>
+        <w:rPr>
+          <w:rFonts w:ascii="Arial" w:cs="Arial" w:eastAsia="Arial" w:hAnsi="Arial"/>
+          <w:b/>
+          <w:bCs/>
+          <w:sz w:val="17"/>
+          <w:szCs w:val="17"/>
+        </w:rPr>
+        <w:t xml:space="preserve">Content &amp; Pedagogy: </w:t>
+      </w:r>
+      <w:r>
+        <w:rPr>
+          <w:rFonts w:ascii="Arial" w:cs="Arial" w:eastAsia="Arial" w:hAnsi="Arial"/>
+          <w:sz w:val="17"/>
+          <w:szCs w:val="17"/>
+        </w:rPr>
+        <w:t xml:space="preserve">Developed and adapted by the educator team at SeaVuria (registered 501(c)(3) in the United States and registered NGO in Kenya, No. 872-850A-BF11), who designed the pedagogical framework, lesson templates and exemplar lessons on which this material is based.</w:t>
+      </w:r>
+    </w:p>
+    <w:p>
+      <w:pPr>
+        <w:spacing w:after="60" w:before="0"/>
+      </w:pPr>
+      <w:r>
+        <w:rPr>
+          <w:rFonts w:ascii="Arial" w:cs="Arial" w:eastAsia="Arial" w:hAnsi="Arial"/>
+          <w:b/>
+          <w:bCs/>
+          <w:sz w:val="17"/>
+          <w:szCs w:val="17"/>
+        </w:rPr>
+        <w:t xml:space="preserve">Production &amp; Layout: </w:t>
+      </w:r>
+      <w:r>
+        <w:rPr>
+          <w:rFonts w:ascii="Arial" w:cs="Arial" w:eastAsia="Arial" w:hAnsi="Arial"/>
+          <w:sz w:val="17"/>
+          <w:szCs w:val="17"/>
+        </w:rPr>
+        <w:t xml:space="preserve">Educational design and curriculum sequencing by SeaVuria. Technical layout, structural formatting, and digital optimization/implementation executed in partnership with ARES Education (registered 501(c)(3) in the United States and Canada (as Afretech Aid) and registered NGO in Kenya), with lesson drafting and compilation assisted by AI (Claude, Anthropic).</w:t>
+      </w:r>
+    </w:p>
+    <w:p>
+      <w:pPr>
+        <w:pBdr>
+          <w:bottom w:val="single" w:color="1F3864" w:sz="6" w:space="6"/>
+        </w:pBdr>
+        <w:spacing w:after="60" w:before="0"/>
+      </w:pPr>
+      <w:r>
+        <w:rPr>
+          <w:rFonts w:ascii="Arial" w:cs="Arial" w:eastAsia="Arial" w:hAnsi="Arial"/>
+          <w:b/>
+          <w:bCs/>
+          <w:sz w:val="17"/>
+          <w:szCs w:val="17"/>
+        </w:rPr>
+        <w:t xml:space="preserve">Licensing &amp; Copyright: </w:t>
+      </w:r>
+      <w:r>
+        <w:rPr>
+          <w:rFonts w:ascii="Arial" w:cs="Arial" w:eastAsia="Arial" w:hAnsi="Arial"/>
+          <w:sz w:val="17"/>
+          <w:szCs w:val="17"/>
+        </w:rPr>
+        <w:t xml:space="preserve">© 2026 SeaVuria and ARES. This work is licensed under a </w:t>
+      </w:r>
+      <w:hyperlink w:history="1" r:id="rIdfylrikaelgd3g7gdegciu">
+        <w:r>
+          <w:rPr>
+            <w:rFonts w:ascii="Arial" w:cs="Arial" w:eastAsia="Arial" w:hAnsi="Arial"/>
+            <w:color w:val="1F6B75"/>
+            <w:sz w:val="17"/>
+            <w:szCs w:val="17"/>
+            <w:u w:val="single" w:color="1F6B75"/>
+          </w:rPr>
+          <w:t xml:space="preserve">Creative Commons Attribution-NonCommercial 4.0 International License</w:t>
+        </w:r>
+      </w:hyperlink>
+      <w:r>
+        <w:rPr>
+          <w:rFonts w:ascii="Arial" w:cs="Arial" w:eastAsia="Arial" w:hAnsi="Arial"/>
+          <w:sz w:val="17"/>
+          <w:szCs w:val="17"/>
+        </w:rPr>
+        <w:t xml:space="preserve"> (</w:t>
+      </w:r>
+      <w:hyperlink w:history="1" r:id="rIdcyssi4qmgmzq2wi2xta27">
+        <w:r>
+          <w:rPr>
+            <w:rFonts w:ascii="Arial" w:cs="Arial" w:eastAsia="Arial" w:hAnsi="Arial"/>
+            <w:color w:val="1F6B75"/>
+            <w:sz w:val="17"/>
+            <w:szCs w:val="17"/>
+            <w:u w:val="single" w:color="1F6B75"/>
+          </w:rPr>
+          <w:t xml:space="preserve">CC BY-NC 4.0</w:t>
+        </w:r>
+      </w:hyperlink>
+      <w:r>
+        <w:rPr>
+          <w:rFonts w:ascii="Arial" w:cs="Arial" w:eastAsia="Arial" w:hAnsi="Arial"/>
+          <w:sz w:val="17"/>
+          <w:szCs w:val="17"/>
+        </w:rPr>
+        <w:t xml:space="preserve">). To view a copy of this license, visit </w:t>
+      </w:r>
+      <w:hyperlink w:history="1" r:id="rIds6pb7z2wlo84cx8wlxnyp">
+        <w:r>
+          <w:rPr>
+            <w:rFonts w:ascii="Arial" w:cs="Arial" w:eastAsia="Arial" w:hAnsi="Arial"/>
+            <w:color w:val="1F6B75"/>
+            <w:sz w:val="17"/>
+            <w:szCs w:val="17"/>
+            <w:u w:val="single" w:color="1F6B75"/>
+          </w:rPr>
+          <w:t xml:space="preserve">https://creativecommons.org/licenses/by-nc/4.0/</w:t>
+        </w:r>
+      </w:hyperlink>
+      <w:r>
+        <w:rPr>
+          <w:rFonts w:ascii="Arial" w:cs="Arial" w:eastAsia="Arial" w:hAnsi="Arial"/>
+          <w:sz w:val="17"/>
+          <w:szCs w:val="17"/>
+        </w:rPr>
+        <w:t xml:space="preserve">. You are free to copy, redistribute, and adapt this material in any medium or format, provided appropriate credit is given and the material is not used for commercial purposes. KICD learning outcomes and curriculum designations reproduced here for alignment purposes remain the property of KICD and are not covered by this license. Linked external resources (e.g. CK-12, Khan Academy, PhET) are subject to their own licenses.</w:t>
+      </w:r>
+    </w:p>
     <w:sectPr>
       <w:pgSz w:w="15840" w:h="12240" w:orient="landscape"/>
       <w:pgMar w:top="1080" w:right="1080" w:bottom="1080" w:left="1080" w:header="708" w:footer="708" w:gutter="0"/>

--- a/data/outputs/v2/Physics/SS4.1_Greenhouse_Effect_and_Climate_Change/Physics_Greenhouse_Effect_and_Climate_Change_SummaryTable.docx
+++ b/data/outputs/v2/Physics/SS4.1_Greenhouse_Effect_and_Climate_Change/Physics_Greenhouse_Effect_and_Climate_Change_SummaryTable.docx
@@ -564,7 +564,7 @@
                 <w:sz w:val="18"/>
                 <w:szCs w:val="18"/>
               </w:rPr>
-              <w:t xml:space="preserve">Students examined the anchoring phenomenon: photographs and data showing the dramatic retreat of Mount Kenya's Lewis Glacier since 1900, paired with rainfall anomaly charts from ASAL (Arid and Semi-Arid Land) farming counties such as Kitui and Marsabit. They observed that global average temperatures have risen alongside rising CO₂ concentrations, and noted the visible shrinkage of glacial ice over decades. Teacher note: Spend adequate time here — students' initial confusion and curiosity about the phenomenon is the engine for all subsequent lessons. Do NOT resolve the phenomenon yet.</w:t>
+              <w:t xml:space="preserve">Students examined paired images of Mount Kenya's Lewis Glacier (1934 vs. present day) showing significant ice retreat, read the testimony of James Muriithi, a maize farmer from Embu County, describing the failure of predictable long rains, and analysed a data strip showing the glacier's area shrinking from approximately 1.35 km² in 1934 to less than 0.20 km² in 2023.</w:t>
             </w:r>
           </w:p>
         </w:tc>
@@ -596,7 +596,7 @@
                 <w:sz w:val="18"/>
                 <w:szCs w:val="18"/>
               </w:rPr>
-              <w:t xml:space="preserve">Students learned that the greenhouse effect is the natural process by which certain atmospheric gases — carbon dioxide (CO₂), water vapour (H₂O), methane (CH₄), and nitrous oxide (N₂O) — trap outgoing infrared (heat) radiation, keeping Earth's surface warmer than it would otherwise be. Without any greenhouse effect, Earth's average surface temperature would be approximately −18 °C instead of the habitable +15 °C. Students also learned the names and relative atmospheric concentrations of the four major greenhouse gases and began to distinguish the natural greenhouse effect from human-amplified climate change. Teacher note: Students frequently conflate the ozone hole with the greenhouse effect — flag this as a common misconception to revisit formally in Lesson 6.</w:t>
+              <w:t xml:space="preserve">Students learned that the greenhouse effect is the process by which greenhouse gases (carbon dioxide, water vapour, methane, nitrous oxide) in Earth's atmosphere absorb longwave infrared radiation emitted by Earth's surface and re-emit it back toward the surface, causing additional warming. They learned that this process — amplified by human activity — is the underlying physics that connects glacier retreat on Mount Kenya to disrupted rainfall patterns experienced by Kenyan farmers.</w:t>
             </w:r>
           </w:p>
         </w:tc>
@@ -628,7 +628,7 @@
                 <w:sz w:val="18"/>
                 <w:szCs w:val="18"/>
               </w:rPr>
-              <w:t xml:space="preserve">The anchoring phenomenon (melting glaciers + unpredictable rains) is explained at the introductory level by the fact that a thickened 'blanket' of greenhouse gases is trapping more heat in Kenya's atmosphere than in pre-industrial times. The glacier retreat and rainfall disruption are both downstream consequences of this enhanced heat retention. At this stage students can offer only a partial causal explanation; the DQB should capture their remaining questions so the explanation deepens across all seven lessons. Teacher note: Record every student question on the Driving Question Board verbatim — these become the lesson-by-lesson success criteria for the unit.</w:t>
+              <w:t xml:space="preserve">Students began to explain that both the retreat of Mount Kenya's Lewis Glacier and the unpredictability of the long rains in Embu County can be linked to a common cause: enhanced warming of Earth's surface and lower atmosphere driven by increased concentrations of greenhouse gases. Students constructed an initial diagrammatic model of Earth's energy balance and generated questions for the class Driving Question Board that will be investigated across the remaining six lessons of this unit.</w:t>
             </w:r>
           </w:p>
         </w:tc>
@@ -681,7 +681,7 @@
                 <w:sz w:val="18"/>
                 <w:szCs w:val="18"/>
               </w:rPr>
-              <w:t xml:space="preserve">Earth's Radiation Budget — Balancing Incoming and Outgoing Energy</w:t>
+              <w:t xml:space="preserve">What Human Activities in Kenya Are Increasing Greenhouse Gases?</w:t>
             </w:r>
           </w:p>
         </w:tc>
@@ -713,7 +713,7 @@
                 <w:sz w:val="18"/>
                 <w:szCs w:val="18"/>
               </w:rPr>
-              <w:t xml:space="preserve">Students analysed simplified radiation budget diagrams and real NASA/NOAA data tables showing how 100 units of incoming solar energy are distributed: approximately 30 units reflected by clouds, aerosols, and Earth's surface (albedo); roughly 19 units absorbed by the atmosphere; and about 51 units absorbed by Earth's surface. They compared the albedo of the Lewis Glacier's white ice surface with the darker rocky surface now exposed as the glacier retreats, noting the ice–albedo feedback visually. Teacher note: Use a physical demonstration — shine a torch on white paper vs. black paper and have students feel the warmth with the back of their hand — to make albedo visceral before introducing quantitative data.</w:t>
+              <w:t xml:space="preserve">We observed NASA and Kenya emissions data showing that agriculture and land-use change (including deforestation) are responsible for more than 75 percent of Kenya total greenhouse gas emissions, and that burning charcoal, cattle farming (releasing methane through digestion), and clearing the Mau Forest are among the largest national sources.</w:t>
             </w:r>
           </w:p>
         </w:tc>
@@ -745,7 +745,7 @@
                 <w:sz w:val="18"/>
                 <w:szCs w:val="18"/>
               </w:rPr>
-              <w:t xml:space="preserve">Students learned the concept of Earth's radiation budget: for a stable climate, outgoing longwave radiation emitted by Earth must balance incoming shortwave solar radiation. Key quantities introduced include solar irradiance (~1361 W/m²), the planetary albedo (~0.30), and the Stefan–Boltzmann law at a conceptual level (hotter objects emit more radiation). Students also learned that any imbalance — more energy in than out — results in planetary warming, which is the current observed state. Teacher note: The Stefan–Boltzmann equation (P = σAT⁴) is introduced here conceptually; algebraic manipulation is formalised in Lesson 3. Ensure students can articulate the idea of energy balance in words before moving to equations.</w:t>
+              <w:t xml:space="preserve">We learned that CO2 is released by burning charcoal and by deforestation (when stored carbon in trees is released), that CH4 is released by cattle through enteric fermentation, and that N2O is released by agricultural soils. These activities increase the concentration of greenhouse gases in the atmosphere above natural levels.</w:t>
             </w:r>
           </w:p>
         </w:tc>
@@ -777,7 +777,7 @@
                 <w:sz w:val="18"/>
                 <w:szCs w:val="18"/>
               </w:rPr>
-              <w:t xml:space="preserve">The partially explained phenomenon: Mount Kenya's glaciers are melting because the global radiation budget is currently out of balance — more solar energy is being retained by the atmosphere than is being radiated back to space. As the glacier retreats, the exposed dark rock absorbs more solar radiation (lower albedo), accelerating local warming further. This ice–albedo feedback is a physics-grounded explanation for why glacier retreat can become self-reinforcing. Teacher note: Connect explicitly to the farmers' rainfall disruption by noting that a warmer atmosphere holds more water vapour, altering convection patterns over the Rift Valley and changing when and where rain falls.</w:t>
+              <w:t xml:space="preserve">We explained that increasing the concentration of greenhouse gases in the atmosphere — through Kenyan and global human activities — means more infrared radiation emitted by the Earth surface is absorbed and re-emitted back toward the surface, which intensifies the greenhouse effect. This is why the glacier on Mount Kenya is retreating and why climate patterns affecting Embu farmers are changing: the same physics mechanism identified in Lesson 1 is being amplified by human activities happening right here in Kenya every day.</w:t>
             </w:r>
           </w:p>
         </w:tc>
@@ -862,7 +862,7 @@
                 <w:sz w:val="18"/>
                 <w:szCs w:val="18"/>
               </w:rPr>
-              <w:t xml:space="preserve">Students traced the path of a photon of solar energy through a layered model of the atmosphere (troposphere, stratosphere, mesosphere). They observed a simulation or physical analogy — such as a sealed glass jar with a thermometer warmed under a lamp versus an open container — showing how an enclosed medium retains more heat. Data on atmospheric CO₂ concentrations from Mauna Loa (and equivalent African monitoring stations) were presented alongside temperature records, allowing students to observe the strong positive correlation. Teacher note: The jar demonstration is highly effective but requires careful scaffolding — ask students to predict temperatures before observing, then compare predictions to results to drive cognitive conflict.</w:t>
+              <w:t xml:space="preserve">Students observed in the PhET Greenhouse Effect simulation that: (a) removing the atmosphere causes surface temperature to drop dramatically; (b) increasing CO₂ and CH₄ concentrations raises equilibrium surface temperature; (c) CO₂ and CH₄ molecules absorb infrared photons and re-emit them in all directions, while N₂ molecules do not absorb IR photons at all; (d) shortwave (visible) radiation passes through greenhouse gas molecules without being absorbed, but longwave infrared radiation emitted by the surface is absorbed by GHG molecules.</w:t>
             </w:r>
           </w:p>
         </w:tc>
@@ -894,7 +894,7 @@
                 <w:sz w:val="18"/>
                 <w:szCs w:val="18"/>
               </w:rPr>
-              <w:t xml:space="preserve">Students learned the precise physics mechanism of the greenhouse effect: (1) Incoming shortwave solar radiation (visible and UV light) passes through greenhouse gases largely unimpeded and is absorbed by Earth's surface, warming it. (2) Earth's warmed surface re-emits energy as longwave infrared (IR) radiation. (3) Greenhouse gas molecules absorb this outgoing IR radiation because their molecular bond vibration frequencies match IR wavelengths — CO₂, CH₄, H₂O, and N₂O are IR-active molecules. (4) These excited molecules re-emit IR in all directions, including back toward Earth's surface, raising surface temperatures. Students applied the Stefan–Boltzmann relationship quantitatively in simple calculations. Teacher note: The molecular vibration explanation is the conceptual core of the unit — allocate extra time here and use a molecular model or animation to show CO₂ bending and stretching modes.</w:t>
+              <w:t xml:space="preserve">Students learned the physics mechanism of the greenhouse effect: incoming shortwave solar radiation passes through the atmosphere and is absorbed by Earth's surface; the surface re-emits this energy as longwave infrared radiation; greenhouse gas molecules (CO₂, H₂O vapour, CH₄) absorb this IR radiation and re-emit it in all directions, including back toward the surface — this 'back-radiation' raises surface temperature above what it would be with no atmosphere (the natural greenhouse effect); human activities in Kenya (charcoal burning, deforestation of the Mau, cattle ranching) have increased GHG concentrations, enhancing back-radiation beyond natural levels (the enhanced greenhouse effect), which explains the rising temperatures driving Mount Kenya's Lewis Glacier retreat.</w:t>
             </w:r>
           </w:p>
         </w:tc>
@@ -926,7 +926,7 @@
                 <w:sz w:val="18"/>
                 <w:szCs w:val="18"/>
               </w:rPr>
-              <w:t xml:space="preserve">Students can now provide a mechanistic explanation of why Mount Kenya is warming: increased concentrations of IR-absorbing greenhouse gases mean more outgoing infrared radiation is intercepted and re-emitted downward, raising the energy input to the glacier surface above the threshold needed to melt ice. The physics directly links atmospheric composition to surface temperature change at the glacier. Teacher note: Push students to articulate the causal chain in their own words: more CO₂ → more IR absorption → more downward IR re-emission → more energy at glacier surface → melting. This chain should be visible on the DQB and in students' model diagrams.</w:t>
+              <w:t xml:space="preserve">Students can now explain: WHY Mount Kenya's Lewis Glacier is melting (enhanced back-radiation from elevated CO₂ and CH₄ concentrations raises atmospheric and surface temperatures above the glacier's equilibrium freezing point, driving ice loss); WHY the Embu County farmer's rainfall is becoming unpredictable (higher surface temperatures increase evaporation rates from Lake Victoria and the Indian Ocean, altering the moisture and energy dynamics of the long-rains system, disrupting the March–May precipitation patterns that Kenyan farmers have relied on for generations). Students can trace a complete causal chain from a specific Kenyan human activity to an observable climate impact on the landscape and farming community.</w:t>
             </w:r>
           </w:p>
         </w:tc>
@@ -979,7 +979,7 @@
                 <w:sz w:val="18"/>
                 <w:szCs w:val="18"/>
               </w:rPr>
-              <w:t xml:space="preserve">Greenhouse Gases in Detail — Properties, Sources, and Global Warming Potential</w:t>
+              <w:t xml:space="preserve">How Is Global Warming Changing Kenya's Environment?</w:t>
             </w:r>
           </w:p>
         </w:tc>
@@ -1011,7 +1011,7 @@
                 <w:sz w:val="18"/>
                 <w:szCs w:val="18"/>
               </w:rPr>
-              <w:t xml:space="preserve">Students examined a comparative data table of the four main greenhouse gases — CO₂, CH₄, N₂O, and H₂O vapour — showing their current atmospheric concentrations (in ppm or ppb), pre-industrial concentrations, residence times in the atmosphere, and Global Warming Potential (GWP) values relative to CO₂ over a 100-year horizon. Kenyan-context sources were highlighted: charcoal burning (CO₂), livestock (CH₄ from enteric fermentation in Maasai cattle), rice paddies and sewage in Kisumu (CH₄), and agricultural soils (N₂O). Students used GWP values to calculate the CO₂-equivalent warming impact of a Kenyan smallholder farm's methane emissions. Teacher note: The GWP calculation is an excellent numeracy integration point — ensure students understand GWP as a comparative index, not an absolute temperature value.</w:t>
+              <w:t xml:space="preserve">We observed that NASA global surface temperature data shows a sharply rising anomaly from 1950 to the present, and that the Lake Victoria water level rose approximately 1.2 metres between 2019 and 2020, flooding homes in Kisumu. We also observed that the Lewis Glacier on Mount Kenya has retreated dramatically since 1934, and that Kericho tea harvests and Embu long rains have become increasingly unpredictable.</w:t>
             </w:r>
           </w:p>
         </w:tc>
@@ -1043,7 +1043,7 @@
                 <w:sz w:val="18"/>
                 <w:szCs w:val="18"/>
               </w:rPr>
-              <w:t xml:space="preserve">Students learned the physical and chemical properties that make a gas a potent greenhouse gas: it must be IR-active (possess a dipole moment change during molecular vibration) and persist long enough in the atmosphere to exert sustained warming. They learned specific GWP values: CH₄ ≈ 28–36× CO₂; N₂O ≈ 265–298× CO₂ over 100 years. Students also learned that water vapour is the most abundant greenhouse gas but acts primarily as a feedback amplifier rather than a forcing agent, since its atmospheric concentration is controlled by temperature rather than direct human emissions. Teacher note: Correct the common student misconception that CO₂ is the 'most powerful' greenhouse gas — it is the most significant forcing agent due to its long residence time and rising concentration, but CH₄ and N₂O have higher per-molecule warming potential.</w:t>
+              <w:t xml:space="preserve">We learned that a rise in average global surface temperature — caused by enhanced back-radiation from increased greenhouse gas concentrations — drives cascading effects across multiple Earth systems: it accelerates glacier melt, intensifies the water cycle (increasing evaporation and altering monsoon timing), causes some regions to experience more flooding while others experience more drought, and disrupts the agricultural seasons that Kenyan farmers have relied on for generations.</w:t>
             </w:r>
           </w:p>
         </w:tc>
@@ -1075,7 +1075,7 @@
                 <w:sz w:val="18"/>
                 <w:szCs w:val="18"/>
               </w:rPr>
-              <w:t xml:space="preserve">Students can now explain why not all greenhouse gas emissions are equally urgent: a Kenyan farmer switching from charcoal to biogas reduces both CO₂ and CH₄ emissions, with the methane reduction having a disproportionately large near-term climate benefit due to its high GWP. This lesson adds nuance to the anchoring phenomenon explanation — the unpredictability of Kenyan rains is driven not only by CO₂ from industrial nations but also by local CH₄ and N₂O sources, meaning Kenya's own land-use choices have measurable climate implications. Teacher note: Frame this carefully to avoid burdening students with guilt; the goal is scientific agency, not blame.</w:t>
+              <w:t xml:space="preserve">We explained that the Embu farmer is experiencing disrupted long rains because rising surface temperatures over the Indian Ocean alter evaporation rates and shift the inter-tropical convergence zone, changing when and where moisture-laden winds reach inland Kenya. The same warming mechanism that is melting the Lewis Glacier is intensifying and destabilising the water cycle that governs Kenyan rainfall — so both phenomena share a single physical cause: the enhanced greenhouse effect driven by rising greenhouse gas concentrations.</w:t>
             </w:r>
           </w:p>
         </w:tc>
@@ -1160,7 +1160,7 @@
                 <w:sz w:val="18"/>
                 <w:szCs w:val="18"/>
               </w:rPr>
-              <w:t xml:space="preserve">Students examined historical CO₂ concentration data (ice-core records extending 800,000 years back, showing natural cycles between ~180–280 ppm) contrasted with the post-industrial rise to over 420 ppm today. They observed Kenyan-specific deforestation data from the Mau Forest complex and the contribution of charcoal production (used for cooking ugali and nyama choma in Nairobi) to national carbon emissions. A case study of a maize farmer in Nakuru described how shifted long-rain seasons (March–May) have caused crop failures. Teacher note: The ice-core graph is one of the most powerful data visualisations in climate science — give students time to sit with it and annotate it before offering interpretation. Ask: 'What do you notice? What do you wonder?'</w:t>
+              <w:t xml:space="preserve">Students analysed the Keeling Curve (CO₂ concentration 1958–present) and a global temperature anomaly graph, identifying a strong upward correlation between rising atmospheric CO₂ and rising global average temperatures. Students also used the PhET Greenhouse Effect simulation to observe that increasing greenhouse gas concentrations raises equilibrium surface temperature. Students noted that Kenya's Lewis Glacier has lost over 90% of its mass since 1900, and that the Kenya Meteorological Department has recorded a 2–3 week delay in the onset of the long rains since the 1980s.</w:t>
             </w:r>
           </w:p>
         </w:tc>
@@ -1192,7 +1192,7 @@
                 <w:sz w:val="18"/>
                 <w:szCs w:val="18"/>
               </w:rPr>
-              <w:t xml:space="preserve">Human activities — including burning fossil fuels (petrol, diesel, charcoal), deforestation of forests like the Mau and Karura, industrial processes, and agricultural practices — release additional CO₂, CH₄, and N₂O into the atmosphere at rates far exceeding natural carbon cycle fluxes. This enhanced greenhouse forcing raises global mean temperatures, intensifies the hydrological cycle unevenly, and disrupts the atmospheric circulation patterns (including the Inter-Tropical Convergence Zone, ITCZ) that govern Kenya's two rain seasons (long rains: March–May; short rains: October–December). Students learned to distinguish natural climate variability from anthropogenic forcing using signal-to-noise reasoning. Teacher note: The ITCZ connection to Kenyan rainfall is a critical local link — use a diagram showing how a warmer Indian Ocean surface shifts ITCZ positioning relative to Kenya.</w:t>
+              <w:t xml:space="preserve">Human activities — including burning fossil fuels (petrol, diesel, charcoal), deforestation, and industrial processes — release additional CO₂, CH₄, and N₂O into the atmosphere, increasing greenhouse gas concentrations above natural levels. Higher GHG concentrations mean more infrared radiation emitted by Earth's surface is absorbed and re-emitted back toward the surface, reducing the amount of energy escaping to space. This creates a net energy gain at Earth's surface, raising average global temperatures. This enhanced greenhouse effect is the physical mechanism behind the retreat of Mount Kenya's Lewis Glacier and the disruption of the long rains experienced by farmers in Embu, Meru, and Nyeri counties.</w:t>
             </w:r>
           </w:p>
         </w:tc>
@@ -1224,7 +1224,7 @@
                 <w:sz w:val="18"/>
                 <w:szCs w:val="18"/>
               </w:rPr>
-              <w:t xml:space="preserve">Students can now provide a full, evidence-based causal explanation for both parts of the driving question: (1) Mount Kenya's glaciers are melting because anthropogenic greenhouse gas emissions have raised tropospheric temperatures above the energy balance that sustained the glaciers through the Holocene. (2) Kenyan farmers' rains are becoming unpredictable because enhanced greenhouse forcing alters sea-surface temperatures in the Indian Ocean, shifts the ITCZ, and intensifies or suppresses convective rainfall systems unevenly across Kenya's diverse agroecological zones. Teacher note: By Lesson 5 students should be able to narrate a complete causal chain from a Nairobi charcoal jiko to a failed maize harvest in Nakuru — use this as an informal formative assessment prompt.</w:t>
+              <w:t xml:space="preserve">The observed rise in both atmospheric CO₂ concentration and global average temperature since industrialisation is explained by the physics of infrared absorption: greenhouse gas molecules (CO₂, CH₄, N₂O) absorb outgoing IR radiation that would otherwise escape to space and re-emit it in all directions, including back toward Earth's surface. When human activities increase the concentration of these gases, this absorption is enhanced — the atmospheric 'blanket' thickens — and more energy is retained in the Earth system. The resulting increase in surface temperature drives glacial melt on Mount Kenya by raising ablation rates above accumulation rates, and disrupts regional precipitation patterns by altering atmospheric circulation and the timing of the Inter-Tropical Convergence Zone (ITCZ), which governs Kenya's long and short rain seasons.</w:t>
             </w:r>
           </w:p>
         </w:tc>
@@ -1309,7 +1309,7 @@
                 <w:sz w:val="18"/>
                 <w:szCs w:val="18"/>
               </w:rPr>
-              <w:t xml:space="preserve">Students examined satellite images of the Antarctic ozone hole and UV index data for Nairobi and Kisumu compared to pre-ozone-depletion baselines. They observed that ozone depletion (caused by chlorofluorocarbons, CFCs) is a chemically distinct process from the greenhouse effect, yet both involve altered atmospheric radiative properties. Data showed that the Montreal Protocol (1987) has successfully begun reversing ozone depletion — a rare positive case study in international environmental policy. Teacher note: This lesson is specifically designed to correct the near-universal misconception that 'the hole in the ozone layer causes global warming.' Use a Venn diagram explicitly — the overlap is UV/IR radiation effects on surface temperature, but the mechanisms and gases involved are entirely different.</w:t>
+              <w:t xml:space="preserve">A UV-B irradiance trend graph for Nairobi (1990–2020) showing a peak in the late 1990s and gradual decline post-2000; a world map of the Antarctic ozone hole at maximum extent; and a structured Khan Academy lesson excerpt on ozone chemistry including the catalytic destruction of ozone by CFCs.</w:t>
             </w:r>
           </w:p>
         </w:tc>
@@ -1341,7 +1341,7 @@
                 <w:sz w:val="18"/>
                 <w:szCs w:val="18"/>
               </w:rPr>
-              <w:t xml:space="preserve">The ozone layer (located in the stratosphere, 15–35 km altitude) absorbs incoming UV-B radiation through a photochemical cycle involving O₂ and O₃ molecules; this absorption prevents UV-B from reaching Earth's surface where it would damage DNA and biological tissue. Ozone depletion is caused by catalytic destruction of O₃ by chlorine and bromine radicals derived from CFCs and HCFCs — molecules not primarily implicated in the greenhouse effect. However, a secondary connection to Mount Kenya exists: some ozone-depleting substances (notably HCFCs and HFCs used as replacements) are potent greenhouse gases, creating a physical link between the two phenomena. Students also learned that stratospheric ozone depletion can alter stratospheric temperature profiles in ways that influence tropospheric circulation. Teacher note: The Montreal Protocol success story is pedagogically important — it demonstrates that physics-informed international policy can reverse atmospheric damage, providing a hopeful counterpoint to climate pessimism.</w:t>
+              <w:t xml:space="preserve">The ozone layer is a stratospheric shield (15–35 km altitude) that absorbs incoming UV-B radiation before it reaches Earth's surface; it is chemically distinct from the tropospheric greenhouse gas layer that traps outgoing infrared radiation; CFCs (chlorofluorocarbons) catalytically destroy ozone molecules — one CFC molecule can destroy thousands of ozone molecules; the Montreal Protocol (1987) has successfully reduced CFC production and the ozone layer is gradually recovering; CFCs are also potent greenhouse gases, meaning ozone depletion and the greenhouse effect are distinct but interacting phenomena; and rising UV-B levels in Nairobi during the 1990s are real, measurable evidence of ozone depletion's local impact in Kenya.</w:t>
             </w:r>
           </w:p>
         </w:tc>
@@ -1373,7 +1373,7 @@
                 <w:sz w:val="18"/>
                 <w:szCs w:val="18"/>
               </w:rPr>
-              <w:t xml:space="preserve">Students can now definitively separate the ozone layer problem from the greenhouse effect in their explanations — a key conceptual achievement of the unit. They can articulate that Mount Kenya's glacier retreat is driven by the enhanced greenhouse effect (IR trapping by CO₂, CH₄, etc.), not directly by the ozone hole (which affects UV-B, not heat retention). However, they can also explain the secondary connection: some ozone-depleting substitute chemicals are greenhouse gases, and stratospheric changes can feed back into surface climate. Teacher note: Update the DQB at the end of this lesson — cross off or annotate the question 'Is it the ozone hole that's melting the glacier?' which typically appears on students' initial DQBs, and celebrate the conceptual refinement this represents.</w:t>
+              <w:t xml:space="preserve">The atmosphere performs at least two separate but related protective functions: (1) the ozone layer in the stratosphere absorbs harmful UV-B radiation, and (2) greenhouse gases in the troposphere regulate surface temperature by trapping infrared radiation. Both functions are disrupted by industrial chemicals — CFCs damage ozone directly and also act as greenhouse gases. The primary cause of Mount Kenya's glacier retreat and the disruption of Kenyan farmers' rainfall patterns is the enhanced greenhouse effect (driven by CO₂, CH₄, and other greenhouse gases), not ozone depletion — but ozone depletion adds a second layer of atmospheric vulnerability that affects ecosystems, human health, and indirectly interacts with climate. The Montreal Protocol demonstrates that when the world acts on clear scientific evidence, atmospheric healing is possible — raising the question of whether similar international action on greenhouse gases can produce comparable results.</w:t>
             </w:r>
           </w:p>
         </w:tc>
@@ -1426,7 +1426,7 @@
                 <w:sz w:val="18"/>
                 <w:szCs w:val="18"/>
               </w:rPr>
-              <w:t xml:space="preserve">Responding to Climate Change — Mitigation, Adaptation, and the Physics of Solutions</w:t>
+              <w:t xml:space="preserve">Final Model Building, Driving Question Board Closure, and Unit Synthesis: Answering the Mystery of Mount Kenya's Retreating Glaciers</w:t>
             </w:r>
           </w:p>
         </w:tc>
@@ -1458,7 +1458,7 @@
                 <w:sz w:val="18"/>
                 <w:szCs w:val="18"/>
               </w:rPr>
-              <w:t xml:space="preserve">Students examined case studies of Kenyan climate responses: (1) the Kenya Meteorological Department's early warning systems for farmers in Siaya and Homa Bay counties; (2) agroforestry programmes in Kericho tea estates sequestering carbon; (3) Lake Turkana Wind Power — Africa's largest wind farm — displacing fossil fuel generation; (4) solar irrigation pumps replacing diesel pumps for vegetable farmers near Naivasha. Data on Kenya's nationally determined contributions (NDCs) under the Paris Agreement were reviewed, along with projected temperature scenarios for Mount Kenya under 1.5 °C vs. 2.0 °C warming pathways. Teacher note: This lesson should feel empowering, not overwhelming. Frame every case study around the physics learned in earlier lessons — students should be able to explain WHY each solution works using radiation budget, GWP, and carbon cycle concepts.</w:t>
+              <w:t xml:space="preserve">We observed the original anchoring phenomenon images of the Lewis Glacier (1934 versus today) and re-read the Embu farmer testimony. We observed our own cumulative models and those of our peers, noticing where they agreed and where they differed. We observed the Driving Question Board from Lesson 1 and saw how many of our original questions could now be answered.</w:t>
             </w:r>
           </w:p>
         </w:tc>
@@ -1490,7 +1490,7 @@
                 <w:sz w:val="18"/>
                 <w:szCs w:val="18"/>
               </w:rPr>
-              <w:t xml:space="preserve">Mitigation strategies reduce the concentration of greenhouse gases in the atmosphere (e.g., renewable energy, reforestation, reduced deforestation) and are grounded in the physics of reducing radiative forcing. Adaptation strategies adjust human and ecological systems to tolerate the climate changes already locked in (e.g., drought-resistant maize varieties, shifted planting calendars, early warning systems). Students learned to evaluate solutions using physics criteria: a strategy's effectiveness scales with how much it reduces net greenhouse gas forcing (in W/m² or CO₂-equivalent tonnes). They also learned that even under optimistic mitigation scenarios, the Lewis Glacier on Mount Kenya is projected to disappear by 2040–2050 due to the thermal inertia of the climate system — committed warming already in the pipeline. Teacher note: The concept of committed warming (warming already guaranteed by past emissions, even if emissions stopped today) is emotionally challenging for students — handle with care and redirect toward the science of why thermal inertia exists (ocean heat uptake, long atmospheric residence times of CO₂).</w:t>
+              <w:t xml:space="preserve">We learned that a single connected causal chain — from human greenhouse gas emissions through infrared trapping to surface warming to glacier retreat and water cycle disruption — explains both the disappearing Lewis Glacier and the unpredictable long rains in Embu. We learned that our models across the class share a strong consensus on the core mechanism while retaining honest differences on details, which reflects how real climate science works. We learned that Kenyan actions — from Olkaria Geothermal to household energy-efficient jikos — represent genuine responses within this causal chain.</w:t>
             </w:r>
           </w:p>
         </w:tc>
@@ -1522,7 +1522,7 @@
                 <w:sz w:val="18"/>
                 <w:szCs w:val="18"/>
               </w:rPr>
-              <w:t xml:space="preserve">Students can now construct a complete, physics-grounded explanation for the driving question: Mount Kenya's glaciers are melting and Kenyan farmers' rains are becoming unpredictable because anthropogenic greenhouse gas emissions have enhanced the natural radiative forcing of the atmosphere, raising surface temperatures and disrupting atmospheric circulation patterns. The physics of the atmosphere — radiation budgets, molecular IR absorption, the Stefan–Boltzmann relationship, GWP, and feedback mechanisms — explains both the problem and the levers available for response. Students' final models should show the full causal chain from emissions sources (charcoal jikos, deforestation, livestock) through atmospheric physics to observed impacts (glacier retreat, ITCZ shifts, crop failures) and back to mitigation and adaptation pathways. Teacher note: The final model revision is the summative performance task — assess whether each student's model correctly represents energy flow, identifies at least three greenhouse gases with their sources, distinguishes the greenhouse effect from ozone depletion, and proposes at least one mitigation and one adaptation strategy with a physics justification.</w:t>
+              <w:t xml:space="preserve">We explained, in writing and in visual models, the full physics of why Mount Kenya's glaciers are retreating and why Embu farmers can no longer predict the long rains. Our explanation connects solar radiation input, greenhouse gas absorption of outgoing infrared radiation, enhanced warming from human-caused emission increases, glacier mass loss, disruption of the East African water cycle, and Kenya-specific mitigation and adaptation responses — forming a complete, evidence-based scientific account of the anchoring phenomenon first posed in Lesson 1.</w:t>
             </w:r>
           </w:p>
         </w:tc>
@@ -1646,7 +1646,7 @@
         </w:rPr>
         <w:t xml:space="preserve">© 2026 SeaVuria and ARES. This work is licensed under a </w:t>
       </w:r>
-      <w:hyperlink w:history="1" r:id="rIdfylrikaelgd3g7gdegciu">
+      <w:hyperlink w:history="1" r:id="rId5e2gynt8oaa6qlxajqeyc">
         <w:r>
           <w:rPr>
             <w:rFonts w:ascii="Arial" w:cs="Arial" w:eastAsia="Arial" w:hAnsi="Arial"/>
@@ -1666,7 +1666,7 @@
         </w:rPr>
         <w:t xml:space="preserve"> (</w:t>
       </w:r>
-      <w:hyperlink w:history="1" r:id="rIdcyssi4qmgmzq2wi2xta27">
+      <w:hyperlink w:history="1" r:id="rIdj5hz73jhifnsg6tevrgkz">
         <w:r>
           <w:rPr>
             <w:rFonts w:ascii="Arial" w:cs="Arial" w:eastAsia="Arial" w:hAnsi="Arial"/>
@@ -1686,7 +1686,7 @@
         </w:rPr>
         <w:t xml:space="preserve">). To view a copy of this license, visit </w:t>
       </w:r>
-      <w:hyperlink w:history="1" r:id="rIds6pb7z2wlo84cx8wlxnyp">
+      <w:hyperlink w:history="1" r:id="rIddzwmtpxawhfpwi1nwtntk">
         <w:r>
           <w:rPr>
             <w:rFonts w:ascii="Arial" w:cs="Arial" w:eastAsia="Arial" w:hAnsi="Arial"/>

--- a/data/outputs/v2/Physics/SS4.1_Greenhouse_Effect_and_Climate_Change/Physics_Greenhouse_Effect_and_Climate_Change_SummaryTable.docx
+++ b/data/outputs/v2/Physics/SS4.1_Greenhouse_Effect_and_Climate_Change/Physics_Greenhouse_Effect_and_Climate_Change_SummaryTable.docx
@@ -1646,7 +1646,7 @@
         </w:rPr>
         <w:t xml:space="preserve">© 2026 SeaVuria and ARES. This work is licensed under a </w:t>
       </w:r>
-      <w:hyperlink w:history="1" r:id="rId5e2gynt8oaa6qlxajqeyc">
+      <w:hyperlink w:history="1" r:id="rIdp6bf5tt7ltrvwa0uxcngm">
         <w:r>
           <w:rPr>
             <w:rFonts w:ascii="Arial" w:cs="Arial" w:eastAsia="Arial" w:hAnsi="Arial"/>
@@ -1666,7 +1666,7 @@
         </w:rPr>
         <w:t xml:space="preserve"> (</w:t>
       </w:r>
-      <w:hyperlink w:history="1" r:id="rIdj5hz73jhifnsg6tevrgkz">
+      <w:hyperlink w:history="1" r:id="rIdmkymxn2qezuxhy_pgfkvo">
         <w:r>
           <w:rPr>
             <w:rFonts w:ascii="Arial" w:cs="Arial" w:eastAsia="Arial" w:hAnsi="Arial"/>
@@ -1686,7 +1686,7 @@
         </w:rPr>
         <w:t xml:space="preserve">). To view a copy of this license, visit </w:t>
       </w:r>
-      <w:hyperlink w:history="1" r:id="rIddzwmtpxawhfpwi1nwtntk">
+      <w:hyperlink w:history="1" r:id="rIdnwon2gsteut4fykc21gbo">
         <w:r>
           <w:rPr>
             <w:rFonts w:ascii="Arial" w:cs="Arial" w:eastAsia="Arial" w:hAnsi="Arial"/>

--- a/data/outputs/v2/Physics/SS4.1_Greenhouse_Effect_and_Climate_Change/Physics_Greenhouse_Effect_and_Climate_Change_SummaryTable.docx
+++ b/data/outputs/v2/Physics/SS4.1_Greenhouse_Effect_and_Climate_Change/Physics_Greenhouse_Effect_and_Climate_Change_SummaryTable.docx
@@ -1646,7 +1646,7 @@
         </w:rPr>
         <w:t xml:space="preserve">© 2026 SeaVuria and ARES. This work is licensed under a </w:t>
       </w:r>
-      <w:hyperlink w:history="1" r:id="rIdp6bf5tt7ltrvwa0uxcngm">
+      <w:hyperlink w:history="1" r:id="rIdoxf0xzjunxuuptkopnnjy">
         <w:r>
           <w:rPr>
             <w:rFonts w:ascii="Arial" w:cs="Arial" w:eastAsia="Arial" w:hAnsi="Arial"/>
@@ -1666,7 +1666,7 @@
         </w:rPr>
         <w:t xml:space="preserve"> (</w:t>
       </w:r>
-      <w:hyperlink w:history="1" r:id="rIdmkymxn2qezuxhy_pgfkvo">
+      <w:hyperlink w:history="1" r:id="rIdvdljige-y4ddyzvgazprr">
         <w:r>
           <w:rPr>
             <w:rFonts w:ascii="Arial" w:cs="Arial" w:eastAsia="Arial" w:hAnsi="Arial"/>
@@ -1686,7 +1686,7 @@
         </w:rPr>
         <w:t xml:space="preserve">). To view a copy of this license, visit </w:t>
       </w:r>
-      <w:hyperlink w:history="1" r:id="rIdnwon2gsteut4fykc21gbo">
+      <w:hyperlink w:history="1" r:id="rIdn66qec5laord8xkcme82l">
         <w:r>
           <w:rPr>
             <w:rFonts w:ascii="Arial" w:cs="Arial" w:eastAsia="Arial" w:hAnsi="Arial"/>

--- a/data/outputs/v2/Physics/SS4.1_Greenhouse_Effect_and_Climate_Change/Physics_Greenhouse_Effect_and_Climate_Change_SummaryTable.docx
+++ b/data/outputs/v2/Physics/SS4.1_Greenhouse_Effect_and_Climate_Change/Physics_Greenhouse_Effect_and_Climate_Change_SummaryTable.docx
@@ -1646,7 +1646,7 @@
         </w:rPr>
         <w:t xml:space="preserve">© 2026 SeaVuria and ARES. This work is licensed under a </w:t>
       </w:r>
-      <w:hyperlink w:history="1" r:id="rIdoxf0xzjunxuuptkopnnjy">
+      <w:hyperlink w:history="1" r:id="rIddoboxkk-j0omfzhmpp4sh">
         <w:r>
           <w:rPr>
             <w:rFonts w:ascii="Arial" w:cs="Arial" w:eastAsia="Arial" w:hAnsi="Arial"/>
@@ -1666,7 +1666,7 @@
         </w:rPr>
         <w:t xml:space="preserve"> (</w:t>
       </w:r>
-      <w:hyperlink w:history="1" r:id="rIdvdljige-y4ddyzvgazprr">
+      <w:hyperlink w:history="1" r:id="rIdiho4lcrrwseztkx_qvlvv">
         <w:r>
           <w:rPr>
             <w:rFonts w:ascii="Arial" w:cs="Arial" w:eastAsia="Arial" w:hAnsi="Arial"/>
@@ -1686,7 +1686,7 @@
         </w:rPr>
         <w:t xml:space="preserve">). To view a copy of this license, visit </w:t>
       </w:r>
-      <w:hyperlink w:history="1" r:id="rIdn66qec5laord8xkcme82l">
+      <w:hyperlink w:history="1" r:id="rIdyuyfgu3rp27pp3fsiqinq">
         <w:r>
           <w:rPr>
             <w:rFonts w:ascii="Arial" w:cs="Arial" w:eastAsia="Arial" w:hAnsi="Arial"/>

--- a/data/outputs/v2/Physics/SS4.1_Greenhouse_Effect_and_Climate_Change/Physics_Greenhouse_Effect_and_Climate_Change_SummaryTable.docx
+++ b/data/outputs/v2/Physics/SS4.1_Greenhouse_Effect_and_Climate_Change/Physics_Greenhouse_Effect_and_Climate_Change_SummaryTable.docx
@@ -1646,7 +1646,7 @@
         </w:rPr>
         <w:t xml:space="preserve">© 2026 SeaVuria and ARES. This work is licensed under a </w:t>
       </w:r>
-      <w:hyperlink w:history="1" r:id="rIddoboxkk-j0omfzhmpp4sh">
+      <w:hyperlink w:history="1" r:id="rIdqebosmop5vnz7oeez4uov">
         <w:r>
           <w:rPr>
             <w:rFonts w:ascii="Arial" w:cs="Arial" w:eastAsia="Arial" w:hAnsi="Arial"/>
@@ -1666,7 +1666,7 @@
         </w:rPr>
         <w:t xml:space="preserve"> (</w:t>
       </w:r>
-      <w:hyperlink w:history="1" r:id="rIdiho4lcrrwseztkx_qvlvv">
+      <w:hyperlink w:history="1" r:id="rIdtjf7mhcukcglsr2ajnpf9">
         <w:r>
           <w:rPr>
             <w:rFonts w:ascii="Arial" w:cs="Arial" w:eastAsia="Arial" w:hAnsi="Arial"/>
@@ -1686,7 +1686,7 @@
         </w:rPr>
         <w:t xml:space="preserve">). To view a copy of this license, visit </w:t>
       </w:r>
-      <w:hyperlink w:history="1" r:id="rIdyuyfgu3rp27pp3fsiqinq">
+      <w:hyperlink w:history="1" r:id="rIdriu8ww911uzndflkuirx9">
         <w:r>
           <w:rPr>
             <w:rFonts w:ascii="Arial" w:cs="Arial" w:eastAsia="Arial" w:hAnsi="Arial"/>

--- a/data/outputs/v2/Physics/SS4.1_Greenhouse_Effect_and_Climate_Change/Physics_Greenhouse_Effect_and_Climate_Change_SummaryTable.docx
+++ b/data/outputs/v2/Physics/SS4.1_Greenhouse_Effect_and_Climate_Change/Physics_Greenhouse_Effect_and_Climate_Change_SummaryTable.docx
@@ -4,6 +4,7 @@
   <w:body>
     <w:p>
       <w:pPr>
+        <w:keepNext w:val="false"/>
         <w:spacing w:after="30" w:before="0"/>
         <w:jc w:val="center"/>
       </w:pPr>
@@ -23,6 +24,7 @@
     </w:p>
     <w:p>
       <w:pPr>
+        <w:keepNext w:val="false"/>
         <w:spacing w:after="60" w:before="0"/>
         <w:jc w:val="center"/>
       </w:pPr>
@@ -81,6 +83,7 @@
           </w:tcPr>
           <w:p>
             <w:pPr>
+              <w:keepNext w:val="false"/>
               <w:spacing w:after="40" w:before="0"/>
               <w:jc w:val="center"/>
             </w:pPr>
@@ -115,6 +118,7 @@
           </w:tcPr>
           <w:p>
             <w:pPr>
+              <w:keepNext w:val="false"/>
               <w:spacing w:after="40" w:before="0"/>
               <w:jc w:val="left"/>
             </w:pPr>
@@ -147,6 +151,7 @@
           </w:tcPr>
           <w:p>
             <w:pPr>
+              <w:keepNext w:val="false"/>
               <w:spacing w:after="40" w:before="0"/>
               <w:jc w:val="left"/>
             </w:pPr>
@@ -181,6 +186,7 @@
           </w:tcPr>
           <w:p>
             <w:pPr>
+              <w:keepNext w:val="false"/>
               <w:spacing w:after="40" w:before="0"/>
               <w:jc w:val="left"/>
             </w:pPr>
@@ -213,6 +219,7 @@
           </w:tcPr>
           <w:p>
             <w:pPr>
+              <w:keepNext w:val="false"/>
               <w:spacing w:after="40" w:before="0"/>
               <w:jc w:val="left"/>
             </w:pPr>
@@ -273,6 +280,7 @@
           </w:tcPr>
           <w:p>
             <w:pPr>
+              <w:keepNext w:val="false"/>
               <w:spacing w:after="40" w:before="0"/>
               <w:jc w:val="center"/>
             </w:pPr>
@@ -307,6 +315,7 @@
           </w:tcPr>
           <w:p>
             <w:pPr>
+              <w:keepNext w:val="false"/>
               <w:spacing w:after="40" w:before="0"/>
               <w:jc w:val="left"/>
             </w:pPr>
@@ -369,6 +378,7 @@
           </w:tcPr>
           <w:p>
             <w:pPr>
+              <w:keepNext w:val="false"/>
               <w:spacing w:after="40" w:before="0"/>
               <w:jc w:val="left"/>
             </w:pPr>
@@ -401,6 +411,7 @@
           </w:tcPr>
           <w:p>
             <w:pPr>
+              <w:keepNext w:val="false"/>
               <w:spacing w:after="40" w:before="0"/>
               <w:jc w:val="left"/>
             </w:pPr>
@@ -433,6 +444,7 @@
           </w:tcPr>
           <w:p>
             <w:pPr>
+              <w:keepNext w:val="false"/>
               <w:spacing w:after="40" w:before="0"/>
               <w:jc w:val="left"/>
             </w:pPr>
@@ -465,6 +477,7 @@
           </w:tcPr>
           <w:p>
             <w:pPr>
+              <w:keepNext w:val="false"/>
               <w:spacing w:after="40" w:before="0"/>
               <w:jc w:val="left"/>
             </w:pPr>
@@ -499,6 +512,7 @@
           </w:tcPr>
           <w:p>
             <w:pPr>
+              <w:keepNext w:val="false"/>
               <w:spacing w:after="40" w:before="0"/>
               <w:jc w:val="left"/>
             </w:pPr>
@@ -518,6 +532,7 @@
           </w:p>
           <w:p>
             <w:pPr>
+              <w:keepNext w:val="false"/>
               <w:spacing w:after="40" w:before="0"/>
               <w:jc w:val="left"/>
             </w:pPr>
@@ -550,6 +565,7 @@
           </w:tcPr>
           <w:p>
             <w:pPr>
+              <w:keepNext w:val="false"/>
               <w:spacing w:after="40" w:before="0"/>
               <w:jc w:val="left"/>
             </w:pPr>
@@ -582,6 +598,7 @@
           </w:tcPr>
           <w:p>
             <w:pPr>
+              <w:keepNext w:val="false"/>
               <w:spacing w:after="40" w:before="0"/>
               <w:jc w:val="left"/>
             </w:pPr>
@@ -614,6 +631,7 @@
           </w:tcPr>
           <w:p>
             <w:pPr>
+              <w:keepNext w:val="false"/>
               <w:spacing w:after="40" w:before="0"/>
               <w:jc w:val="left"/>
             </w:pPr>
@@ -648,6 +666,7 @@
           </w:tcPr>
           <w:p>
             <w:pPr>
+              <w:keepNext w:val="false"/>
               <w:spacing w:after="40" w:before="0"/>
               <w:jc w:val="left"/>
             </w:pPr>
@@ -667,6 +686,7 @@
           </w:p>
           <w:p>
             <w:pPr>
+              <w:keepNext w:val="false"/>
               <w:spacing w:after="40" w:before="0"/>
               <w:jc w:val="left"/>
             </w:pPr>
@@ -699,6 +719,7 @@
           </w:tcPr>
           <w:p>
             <w:pPr>
+              <w:keepNext w:val="false"/>
               <w:spacing w:after="40" w:before="0"/>
               <w:jc w:val="left"/>
             </w:pPr>
@@ -731,6 +752,7 @@
           </w:tcPr>
           <w:p>
             <w:pPr>
+              <w:keepNext w:val="false"/>
               <w:spacing w:after="40" w:before="0"/>
               <w:jc w:val="left"/>
             </w:pPr>
@@ -763,6 +785,7 @@
           </w:tcPr>
           <w:p>
             <w:pPr>
+              <w:keepNext w:val="false"/>
               <w:spacing w:after="40" w:before="0"/>
               <w:jc w:val="left"/>
             </w:pPr>
@@ -797,6 +820,7 @@
           </w:tcPr>
           <w:p>
             <w:pPr>
+              <w:keepNext w:val="false"/>
               <w:spacing w:after="40" w:before="0"/>
               <w:jc w:val="left"/>
             </w:pPr>
@@ -816,6 +840,7 @@
           </w:p>
           <w:p>
             <w:pPr>
+              <w:keepNext w:val="false"/>
               <w:spacing w:after="40" w:before="0"/>
               <w:jc w:val="left"/>
             </w:pPr>
@@ -848,6 +873,7 @@
           </w:tcPr>
           <w:p>
             <w:pPr>
+              <w:keepNext w:val="false"/>
               <w:spacing w:after="40" w:before="0"/>
               <w:jc w:val="left"/>
             </w:pPr>
@@ -880,6 +906,7 @@
           </w:tcPr>
           <w:p>
             <w:pPr>
+              <w:keepNext w:val="false"/>
               <w:spacing w:after="40" w:before="0"/>
               <w:jc w:val="left"/>
             </w:pPr>
@@ -912,6 +939,7 @@
           </w:tcPr>
           <w:p>
             <w:pPr>
+              <w:keepNext w:val="false"/>
               <w:spacing w:after="40" w:before="0"/>
               <w:jc w:val="left"/>
             </w:pPr>
@@ -946,6 +974,7 @@
           </w:tcPr>
           <w:p>
             <w:pPr>
+              <w:keepNext w:val="false"/>
               <w:spacing w:after="40" w:before="0"/>
               <w:jc w:val="left"/>
             </w:pPr>
@@ -965,6 +994,7 @@
           </w:p>
           <w:p>
             <w:pPr>
+              <w:keepNext w:val="false"/>
               <w:spacing w:after="40" w:before="0"/>
               <w:jc w:val="left"/>
             </w:pPr>
@@ -997,6 +1027,7 @@
           </w:tcPr>
           <w:p>
             <w:pPr>
+              <w:keepNext w:val="false"/>
               <w:spacing w:after="40" w:before="0"/>
               <w:jc w:val="left"/>
             </w:pPr>
@@ -1029,6 +1060,7 @@
           </w:tcPr>
           <w:p>
             <w:pPr>
+              <w:keepNext w:val="false"/>
               <w:spacing w:after="40" w:before="0"/>
               <w:jc w:val="left"/>
             </w:pPr>
@@ -1061,6 +1093,7 @@
           </w:tcPr>
           <w:p>
             <w:pPr>
+              <w:keepNext w:val="false"/>
               <w:spacing w:after="40" w:before="0"/>
               <w:jc w:val="left"/>
             </w:pPr>
@@ -1095,6 +1128,7 @@
           </w:tcPr>
           <w:p>
             <w:pPr>
+              <w:keepNext w:val="false"/>
               <w:spacing w:after="40" w:before="0"/>
               <w:jc w:val="left"/>
             </w:pPr>
@@ -1114,6 +1148,7 @@
           </w:p>
           <w:p>
             <w:pPr>
+              <w:keepNext w:val="false"/>
               <w:spacing w:after="40" w:before="0"/>
               <w:jc w:val="left"/>
             </w:pPr>
@@ -1146,6 +1181,7 @@
           </w:tcPr>
           <w:p>
             <w:pPr>
+              <w:keepNext w:val="false"/>
               <w:spacing w:after="40" w:before="0"/>
               <w:jc w:val="left"/>
             </w:pPr>
@@ -1178,6 +1214,7 @@
           </w:tcPr>
           <w:p>
             <w:pPr>
+              <w:keepNext w:val="false"/>
               <w:spacing w:after="40" w:before="0"/>
               <w:jc w:val="left"/>
             </w:pPr>
@@ -1210,6 +1247,7 @@
           </w:tcPr>
           <w:p>
             <w:pPr>
+              <w:keepNext w:val="false"/>
               <w:spacing w:after="40" w:before="0"/>
               <w:jc w:val="left"/>
             </w:pPr>
@@ -1244,6 +1282,7 @@
           </w:tcPr>
           <w:p>
             <w:pPr>
+              <w:keepNext w:val="false"/>
               <w:spacing w:after="40" w:before="0"/>
               <w:jc w:val="left"/>
             </w:pPr>
@@ -1263,6 +1302,7 @@
           </w:p>
           <w:p>
             <w:pPr>
+              <w:keepNext w:val="false"/>
               <w:spacing w:after="40" w:before="0"/>
               <w:jc w:val="left"/>
             </w:pPr>
@@ -1295,6 +1335,7 @@
           </w:tcPr>
           <w:p>
             <w:pPr>
+              <w:keepNext w:val="false"/>
               <w:spacing w:after="40" w:before="0"/>
               <w:jc w:val="left"/>
             </w:pPr>
@@ -1327,6 +1368,7 @@
           </w:tcPr>
           <w:p>
             <w:pPr>
+              <w:keepNext w:val="false"/>
               <w:spacing w:after="40" w:before="0"/>
               <w:jc w:val="left"/>
             </w:pPr>
@@ -1359,6 +1401,7 @@
           </w:tcPr>
           <w:p>
             <w:pPr>
+              <w:keepNext w:val="false"/>
               <w:spacing w:after="40" w:before="0"/>
               <w:jc w:val="left"/>
             </w:pPr>
@@ -1393,6 +1436,7 @@
           </w:tcPr>
           <w:p>
             <w:pPr>
+              <w:keepNext w:val="false"/>
               <w:spacing w:after="40" w:before="0"/>
               <w:jc w:val="left"/>
             </w:pPr>
@@ -1412,6 +1456,7 @@
           </w:p>
           <w:p>
             <w:pPr>
+              <w:keepNext w:val="false"/>
               <w:spacing w:after="40" w:before="0"/>
               <w:jc w:val="left"/>
             </w:pPr>
@@ -1444,6 +1489,7 @@
           </w:tcPr>
           <w:p>
             <w:pPr>
+              <w:keepNext w:val="false"/>
               <w:spacing w:after="40" w:before="0"/>
               <w:jc w:val="left"/>
             </w:pPr>
@@ -1476,6 +1522,7 @@
           </w:tcPr>
           <w:p>
             <w:pPr>
+              <w:keepNext w:val="false"/>
               <w:spacing w:after="40" w:before="0"/>
               <w:jc w:val="left"/>
             </w:pPr>
@@ -1508,6 +1555,7 @@
           </w:tcPr>
           <w:p>
             <w:pPr>
+              <w:keepNext w:val="false"/>
               <w:spacing w:after="40" w:before="0"/>
               <w:jc w:val="left"/>
             </w:pPr>
@@ -1646,7 +1694,7 @@
         </w:rPr>
         <w:t xml:space="preserve">© 2026 SeaVuria and ARES. This work is licensed under a </w:t>
       </w:r>
-      <w:hyperlink w:history="1" r:id="rIdqebosmop5vnz7oeez4uov">
+      <w:hyperlink w:history="1" r:id="rIdwjadgan7agmofyy4jwveh">
         <w:r>
           <w:rPr>
             <w:rFonts w:ascii="Arial" w:cs="Arial" w:eastAsia="Arial" w:hAnsi="Arial"/>
@@ -1666,7 +1714,7 @@
         </w:rPr>
         <w:t xml:space="preserve"> (</w:t>
       </w:r>
-      <w:hyperlink w:history="1" r:id="rIdtjf7mhcukcglsr2ajnpf9">
+      <w:hyperlink w:history="1" r:id="rIdby92-kurfgpkplyyp_dkk">
         <w:r>
           <w:rPr>
             <w:rFonts w:ascii="Arial" w:cs="Arial" w:eastAsia="Arial" w:hAnsi="Arial"/>
@@ -1686,7 +1734,7 @@
         </w:rPr>
         <w:t xml:space="preserve">). To view a copy of this license, visit </w:t>
       </w:r>
-      <w:hyperlink w:history="1" r:id="rIdriu8ww911uzndflkuirx9">
+      <w:hyperlink w:history="1" r:id="rId8fwe_tpuvgbpdxii7i_o8">
         <w:r>
           <w:rPr>
             <w:rFonts w:ascii="Arial" w:cs="Arial" w:eastAsia="Arial" w:hAnsi="Arial"/>

--- a/data/outputs/v2/Physics/SS4.1_Greenhouse_Effect_and_Climate_Change/Physics_Greenhouse_Effect_and_Climate_Change_SummaryTable.docx
+++ b/data/outputs/v2/Physics/SS4.1_Greenhouse_Effect_and_Climate_Change/Physics_Greenhouse_Effect_and_Climate_Change_SummaryTable.docx
@@ -1694,7 +1694,7 @@
         </w:rPr>
         <w:t xml:space="preserve">© 2026 SeaVuria and ARES. This work is licensed under a </w:t>
       </w:r>
-      <w:hyperlink w:history="1" r:id="rIdwjadgan7agmofyy4jwveh">
+      <w:hyperlink w:history="1" r:id="rIdd1gxwlc_p-knk_hi6tid2">
         <w:r>
           <w:rPr>
             <w:rFonts w:ascii="Arial" w:cs="Arial" w:eastAsia="Arial" w:hAnsi="Arial"/>
@@ -1714,7 +1714,7 @@
         </w:rPr>
         <w:t xml:space="preserve"> (</w:t>
       </w:r>
-      <w:hyperlink w:history="1" r:id="rIdby92-kurfgpkplyyp_dkk">
+      <w:hyperlink w:history="1" r:id="rIdgsbe1i-nrcuy-egvgikmo">
         <w:r>
           <w:rPr>
             <w:rFonts w:ascii="Arial" w:cs="Arial" w:eastAsia="Arial" w:hAnsi="Arial"/>
@@ -1734,7 +1734,7 @@
         </w:rPr>
         <w:t xml:space="preserve">). To view a copy of this license, visit </w:t>
       </w:r>
-      <w:hyperlink w:history="1" r:id="rId8fwe_tpuvgbpdxii7i_o8">
+      <w:hyperlink w:history="1" r:id="rIdjcspvylbnah07je3ivv9j">
         <w:r>
           <w:rPr>
             <w:rFonts w:ascii="Arial" w:cs="Arial" w:eastAsia="Arial" w:hAnsi="Arial"/>
